--- a/Reportes/Sub_Beneficiarios.docx
+++ b/Reportes/Sub_Beneficiarios.docx
@@ -199,6 +199,9 @@
     <w:p>
       <w:pPr>
         <w:pStyle w:val="Ttulo3"/>
+        <w:rPr>
+          <w:spacing w:val="-5"/>
+        </w:rPr>
       </w:pPr>
       <w:r>
         <w:t>Beneficiarios</w:t>
@@ -245,7 +248,17 @@
         <w:t xml:space="preserve"> </w:t>
       </w:r>
       <w:r>
-        <w:t>{custom.IdPoliza}</w:t>
+        <w:t>{</w:t>
+      </w:r>
+      <w:proofErr w:type="spellStart"/>
+      <w:proofErr w:type="gramStart"/>
+      <w:r>
+        <w:t>custom.IdPoliza</w:t>
+      </w:r>
+      <w:proofErr w:type="spellEnd"/>
+      <w:proofErr w:type="gramEnd"/>
+      <w:r>
+        <w:t>}</w:t>
       </w:r>
       <w:r>
         <w:rPr>
@@ -267,7 +280,15 @@
         <w:t xml:space="preserve"> </w:t>
       </w:r>
       <w:r>
-        <w:t>{custom.AnioVigenciaIni}</w:t>
+        <w:t>{</w:t>
+      </w:r>
+      <w:proofErr w:type="spellStart"/>
+      <w:r>
+        <w:t>custom.AnioVigenciaIni</w:t>
+      </w:r>
+      <w:proofErr w:type="spellEnd"/>
+      <w:r>
+        <w:t>}</w:t>
       </w:r>
       <w:r>
         <w:rPr>
@@ -303,7 +324,21 @@
         <w:rPr>
           <w:spacing w:val="-5"/>
         </w:rPr>
-        <w:t>{custom.MesVigenciaIni}</w:t>
+        <w:t>{</w:t>
+      </w:r>
+      <w:proofErr w:type="spellStart"/>
+      <w:r>
+        <w:rPr>
+          <w:spacing w:val="-5"/>
+        </w:rPr>
+        <w:t>custom.MesVigenciaIni</w:t>
+      </w:r>
+      <w:proofErr w:type="spellEnd"/>
+      <w:r>
+        <w:rPr>
+          <w:spacing w:val="-5"/>
+        </w:rPr>
+        <w:t>}</w:t>
       </w:r>
       <w:r>
         <w:rPr>
@@ -314,37 +349,42 @@
     </w:p>
     <w:tbl>
       <w:tblPr>
-        <w:tblStyle w:val="TableNormal"/>
+        <w:tblStyle w:val="Tablaconcuadrcula"/>
         <w:tblW w:w="0" w:type="auto"/>
-        <w:tblInd w:w="127" w:type="dxa"/>
-        <w:tblLayout w:type="fixed"/>
-        <w:tblLook w:val="01E0" w:firstRow="1" w:lastRow="1" w:firstColumn="1" w:lastColumn="1" w:noHBand="0" w:noVBand="0"/>
+        <w:tblInd w:w="120" w:type="dxa"/>
+        <w:tblBorders>
+          <w:top w:val="none" w:sz="0" w:space="0" w:color="auto"/>
+          <w:left w:val="none" w:sz="0" w:space="0" w:color="auto"/>
+          <w:bottom w:val="none" w:sz="0" w:space="0" w:color="auto"/>
+          <w:right w:val="none" w:sz="0" w:space="0" w:color="auto"/>
+          <w:insideH w:val="none" w:sz="0" w:space="0" w:color="auto"/>
+          <w:insideV w:val="none" w:sz="0" w:space="0" w:color="auto"/>
+        </w:tblBorders>
+        <w:tblLook w:val="04A0" w:firstRow="1" w:lastRow="0" w:firstColumn="1" w:lastColumn="0" w:noHBand="0" w:noVBand="1"/>
       </w:tblPr>
       <w:tblGrid>
-        <w:gridCol w:w="3260"/>
-        <w:gridCol w:w="2261"/>
-        <w:gridCol w:w="1867"/>
-        <w:gridCol w:w="1717"/>
-        <w:gridCol w:w="1454"/>
+        <w:gridCol w:w="4524"/>
+        <w:gridCol w:w="2268"/>
+        <w:gridCol w:w="1276"/>
+        <w:gridCol w:w="1418"/>
+        <w:gridCol w:w="1410"/>
       </w:tblGrid>
       <w:tr>
-        <w:trPr>
-          <w:trHeight w:val="195"/>
-        </w:trPr>
         <w:tc>
           <w:tcPr>
-            <w:tcW w:w="3260" w:type="dxa"/>
+            <w:tcW w:w="4524" w:type="dxa"/>
             <w:tcBorders>
-              <w:top w:val="single" w:sz="8" w:space="0" w:color="000000"/>
-              <w:bottom w:val="single" w:sz="8" w:space="0" w:color="000000"/>
+              <w:top w:val="single" w:sz="4" w:space="0" w:color="auto"/>
+              <w:bottom w:val="single" w:sz="4" w:space="0" w:color="auto"/>
             </w:tcBorders>
           </w:tcPr>
           <w:p>
             <w:pPr>
-              <w:pStyle w:val="TableParagraph"/>
-              <w:spacing w:line="154" w:lineRule="exact"/>
-              <w:rPr>
-                <w:sz w:val="14"/>
+              <w:pStyle w:val="Ttulo3"/>
+              <w:ind w:left="0"/>
+              <w:jc w:val="center"/>
+              <w:rPr>
+                <w:spacing w:val="-5"/>
               </w:rPr>
             </w:pPr>
             <w:r>
@@ -358,19 +398,19 @@
         </w:tc>
         <w:tc>
           <w:tcPr>
-            <w:tcW w:w="2261" w:type="dxa"/>
+            <w:tcW w:w="2268" w:type="dxa"/>
             <w:tcBorders>
-              <w:top w:val="single" w:sz="8" w:space="0" w:color="000000"/>
-              <w:bottom w:val="single" w:sz="8" w:space="0" w:color="000000"/>
+              <w:top w:val="single" w:sz="4" w:space="0" w:color="auto"/>
+              <w:bottom w:val="single" w:sz="4" w:space="0" w:color="auto"/>
             </w:tcBorders>
           </w:tcPr>
           <w:p>
             <w:pPr>
-              <w:pStyle w:val="TableParagraph"/>
-              <w:spacing w:line="154" w:lineRule="exact"/>
-              <w:ind w:left="820"/>
-              <w:rPr>
-                <w:sz w:val="14"/>
+              <w:pStyle w:val="Ttulo3"/>
+              <w:ind w:left="0"/>
+              <w:jc w:val="center"/>
+              <w:rPr>
+                <w:spacing w:val="-5"/>
               </w:rPr>
             </w:pPr>
             <w:r>
@@ -384,19 +424,19 @@
         </w:tc>
         <w:tc>
           <w:tcPr>
-            <w:tcW w:w="1867" w:type="dxa"/>
+            <w:tcW w:w="1276" w:type="dxa"/>
             <w:tcBorders>
-              <w:top w:val="single" w:sz="8" w:space="0" w:color="000000"/>
-              <w:bottom w:val="single" w:sz="8" w:space="0" w:color="000000"/>
+              <w:top w:val="single" w:sz="4" w:space="0" w:color="auto"/>
+              <w:bottom w:val="single" w:sz="4" w:space="0" w:color="auto"/>
             </w:tcBorders>
           </w:tcPr>
           <w:p>
             <w:pPr>
-              <w:pStyle w:val="TableParagraph"/>
-              <w:spacing w:line="154" w:lineRule="exact"/>
-              <w:ind w:left="718"/>
-              <w:rPr>
-                <w:sz w:val="14"/>
+              <w:pStyle w:val="Ttulo3"/>
+              <w:ind w:left="0"/>
+              <w:jc w:val="center"/>
+              <w:rPr>
+                <w:spacing w:val="-5"/>
               </w:rPr>
             </w:pPr>
             <w:r>
@@ -438,19 +478,19 @@
         </w:tc>
         <w:tc>
           <w:tcPr>
-            <w:tcW w:w="1717" w:type="dxa"/>
+            <w:tcW w:w="1418" w:type="dxa"/>
             <w:tcBorders>
-              <w:top w:val="single" w:sz="8" w:space="0" w:color="000000"/>
-              <w:bottom w:val="single" w:sz="8" w:space="0" w:color="000000"/>
+              <w:top w:val="single" w:sz="4" w:space="0" w:color="auto"/>
+              <w:bottom w:val="single" w:sz="4" w:space="0" w:color="auto"/>
             </w:tcBorders>
           </w:tcPr>
           <w:p>
             <w:pPr>
-              <w:pStyle w:val="TableParagraph"/>
-              <w:spacing w:line="154" w:lineRule="exact"/>
-              <w:ind w:left="172"/>
-              <w:rPr>
-                <w:sz w:val="14"/>
+              <w:pStyle w:val="Ttulo3"/>
+              <w:ind w:left="0"/>
+              <w:jc w:val="center"/>
+              <w:rPr>
+                <w:spacing w:val="-5"/>
               </w:rPr>
             </w:pPr>
             <w:r>
@@ -464,20 +504,19 @@
         </w:tc>
         <w:tc>
           <w:tcPr>
-            <w:tcW w:w="1454" w:type="dxa"/>
+            <w:tcW w:w="1410" w:type="dxa"/>
             <w:tcBorders>
-              <w:top w:val="single" w:sz="8" w:space="0" w:color="000000"/>
-              <w:bottom w:val="single" w:sz="8" w:space="0" w:color="000000"/>
+              <w:top w:val="single" w:sz="4" w:space="0" w:color="auto"/>
+              <w:bottom w:val="single" w:sz="4" w:space="0" w:color="auto"/>
             </w:tcBorders>
           </w:tcPr>
           <w:p>
             <w:pPr>
-              <w:pStyle w:val="TableParagraph"/>
-              <w:spacing w:line="154" w:lineRule="exact"/>
-              <w:ind w:right="120"/>
-              <w:jc w:val="right"/>
-              <w:rPr>
-                <w:sz w:val="14"/>
+              <w:pStyle w:val="Ttulo3"/>
+              <w:ind w:left="0"/>
+              <w:jc w:val="center"/>
+              <w:rPr>
+                <w:spacing w:val="-5"/>
               </w:rPr>
             </w:pPr>
             <w:r>
@@ -505,50 +544,73 @@
         </w:tc>
       </w:tr>
       <w:tr>
-        <w:trPr>
-          <w:trHeight w:val="254"/>
-        </w:trPr>
         <w:tc>
           <w:tcPr>
-            <w:tcW w:w="3260" w:type="dxa"/>
+            <w:tcW w:w="4524" w:type="dxa"/>
             <w:tcBorders>
-              <w:top w:val="single" w:sz="8" w:space="0" w:color="000000"/>
+              <w:top w:val="single" w:sz="4" w:space="0" w:color="auto"/>
             </w:tcBorders>
           </w:tcPr>
           <w:p>
             <w:pPr>
-              <w:pStyle w:val="TableParagraph"/>
-              <w:spacing w:before="92"/>
-              <w:rPr>
-                <w:sz w:val="14"/>
+              <w:pStyle w:val="Ttulo3"/>
+              <w:ind w:left="0"/>
+              <w:rPr>
+                <w:b w:val="0"/>
+                <w:bCs w:val="0"/>
+                <w:spacing w:val="-5"/>
               </w:rPr>
             </w:pPr>
             <w:r>
               <w:rPr>
-                <w:sz w:val="14"/>
-              </w:rPr>
-              <w:t>{#custom}{#Beneficiarios}{nombreCompleto}</w:t>
+                <w:b w:val="0"/>
+                <w:bCs w:val="0"/>
+                <w:sz w:val="14"/>
+              </w:rPr>
+              <w:t>{#</w:t>
+            </w:r>
+            <w:proofErr w:type="gramStart"/>
+            <w:r>
+              <w:rPr>
+                <w:b w:val="0"/>
+                <w:bCs w:val="0"/>
+                <w:sz w:val="14"/>
+              </w:rPr>
+              <w:t>custom}{</w:t>
+            </w:r>
+            <w:proofErr w:type="gramEnd"/>
+            <w:r>
+              <w:rPr>
+                <w:b w:val="0"/>
+                <w:bCs w:val="0"/>
+                <w:sz w:val="14"/>
+              </w:rPr>
+              <w:t>#Beneficiarios}{nombreCompleto}</w:t>
             </w:r>
           </w:p>
         </w:tc>
         <w:tc>
           <w:tcPr>
-            <w:tcW w:w="2261" w:type="dxa"/>
+            <w:tcW w:w="2268" w:type="dxa"/>
             <w:tcBorders>
-              <w:top w:val="single" w:sz="8" w:space="0" w:color="000000"/>
+              <w:top w:val="single" w:sz="4" w:space="0" w:color="auto"/>
             </w:tcBorders>
           </w:tcPr>
           <w:p>
             <w:pPr>
-              <w:pStyle w:val="TableParagraph"/>
-              <w:spacing w:before="92"/>
-              <w:ind w:left="880"/>
-              <w:rPr>
-                <w:sz w:val="14"/>
+              <w:pStyle w:val="Ttulo3"/>
+              <w:ind w:left="0"/>
+              <w:jc w:val="center"/>
+              <w:rPr>
+                <w:b w:val="0"/>
+                <w:bCs w:val="0"/>
+                <w:spacing w:val="-5"/>
               </w:rPr>
             </w:pPr>
             <w:r>
               <w:rPr>
+                <w:b w:val="0"/>
+                <w:bCs w:val="0"/>
                 <w:spacing w:val="-2"/>
                 <w:sz w:val="14"/>
               </w:rPr>
@@ -558,76 +620,148 @@
         </w:tc>
         <w:tc>
           <w:tcPr>
-            <w:tcW w:w="1867" w:type="dxa"/>
+            <w:tcW w:w="1276" w:type="dxa"/>
             <w:tcBorders>
-              <w:top w:val="single" w:sz="8" w:space="0" w:color="000000"/>
+              <w:top w:val="single" w:sz="4" w:space="0" w:color="auto"/>
             </w:tcBorders>
           </w:tcPr>
           <w:p>
             <w:pPr>
-              <w:pStyle w:val="TableParagraph"/>
-              <w:spacing w:before="92"/>
-              <w:ind w:left="718"/>
-              <w:rPr>
-                <w:sz w:val="14"/>
+              <w:pStyle w:val="Ttulo3"/>
+              <w:ind w:left="0"/>
+              <w:jc w:val="center"/>
+              <w:rPr>
+                <w:b w:val="0"/>
+                <w:bCs w:val="0"/>
+                <w:spacing w:val="-5"/>
               </w:rPr>
             </w:pPr>
             <w:r>
               <w:rPr>
+                <w:b w:val="0"/>
+                <w:bCs w:val="0"/>
                 <w:spacing w:val="-5"/>
                 <w:sz w:val="14"/>
               </w:rPr>
-              <w:t>{menorEdad}</w:t>
+              <w:t>{</w:t>
+            </w:r>
+            <w:proofErr w:type="spellStart"/>
+            <w:r>
+              <w:rPr>
+                <w:b w:val="0"/>
+                <w:bCs w:val="0"/>
+                <w:spacing w:val="-5"/>
+                <w:sz w:val="14"/>
+              </w:rPr>
+              <w:t>menorEdad</w:t>
+            </w:r>
+            <w:proofErr w:type="spellEnd"/>
+            <w:r>
+              <w:rPr>
+                <w:b w:val="0"/>
+                <w:bCs w:val="0"/>
+                <w:spacing w:val="-5"/>
+                <w:sz w:val="14"/>
+              </w:rPr>
+              <w:t>}</w:t>
             </w:r>
           </w:p>
         </w:tc>
         <w:tc>
           <w:tcPr>
-            <w:tcW w:w="1717" w:type="dxa"/>
+            <w:tcW w:w="1418" w:type="dxa"/>
             <w:tcBorders>
-              <w:top w:val="single" w:sz="8" w:space="0" w:color="000000"/>
+              <w:top w:val="single" w:sz="4" w:space="0" w:color="auto"/>
             </w:tcBorders>
           </w:tcPr>
           <w:p>
             <w:pPr>
-              <w:pStyle w:val="TableParagraph"/>
-              <w:spacing w:before="92"/>
-              <w:ind w:left="172"/>
-              <w:rPr>
-                <w:sz w:val="14"/>
+              <w:pStyle w:val="Ttulo3"/>
+              <w:ind w:left="0"/>
+              <w:jc w:val="center"/>
+              <w:rPr>
+                <w:b w:val="0"/>
+                <w:bCs w:val="0"/>
+                <w:spacing w:val="-5"/>
               </w:rPr>
             </w:pPr>
             <w:r>
               <w:rPr>
-                <w:sz w:val="14"/>
-              </w:rPr>
-              <w:t>{identificacion}</w:t>
+                <w:b w:val="0"/>
+                <w:bCs w:val="0"/>
+                <w:spacing w:val="-5"/>
+                <w:sz w:val="14"/>
+              </w:rPr>
+              <w:t>{</w:t>
+            </w:r>
+            <w:proofErr w:type="spellStart"/>
+            <w:r>
+              <w:rPr>
+                <w:b w:val="0"/>
+                <w:bCs w:val="0"/>
+                <w:spacing w:val="-5"/>
+                <w:sz w:val="14"/>
+              </w:rPr>
+              <w:t>identificacion</w:t>
+            </w:r>
+            <w:proofErr w:type="spellEnd"/>
+            <w:r>
+              <w:rPr>
+                <w:b w:val="0"/>
+                <w:bCs w:val="0"/>
+                <w:spacing w:val="-5"/>
+                <w:sz w:val="14"/>
+              </w:rPr>
+              <w:t>}</w:t>
             </w:r>
           </w:p>
         </w:tc>
         <w:tc>
           <w:tcPr>
-            <w:tcW w:w="1454" w:type="dxa"/>
+            <w:tcW w:w="1410" w:type="dxa"/>
             <w:tcBorders>
-              <w:top w:val="single" w:sz="8" w:space="0" w:color="000000"/>
+              <w:top w:val="single" w:sz="4" w:space="0" w:color="auto"/>
             </w:tcBorders>
           </w:tcPr>
           <w:p>
             <w:pPr>
-              <w:pStyle w:val="TableParagraph"/>
-              <w:spacing w:before="92"/>
-              <w:ind w:right="143"/>
+              <w:pStyle w:val="Ttulo3"/>
+              <w:ind w:left="0"/>
               <w:jc w:val="right"/>
               <w:rPr>
-                <w:sz w:val="14"/>
+                <w:b w:val="0"/>
+                <w:bCs w:val="0"/>
+                <w:spacing w:val="-5"/>
               </w:rPr>
             </w:pPr>
             <w:r>
               <w:rPr>
+                <w:b w:val="0"/>
+                <w:bCs w:val="0"/>
                 <w:spacing w:val="-2"/>
                 <w:sz w:val="14"/>
               </w:rPr>
-              <w:t>{porcentaje}{/}{/}</w:t>
+              <w:t>{porcentaje</w:t>
+            </w:r>
+            <w:proofErr w:type="gramStart"/>
+            <w:r>
+              <w:rPr>
+                <w:b w:val="0"/>
+                <w:bCs w:val="0"/>
+                <w:spacing w:val="-2"/>
+                <w:sz w:val="14"/>
+              </w:rPr>
+              <w:t>}{</w:t>
+            </w:r>
+            <w:proofErr w:type="gramEnd"/>
+            <w:r>
+              <w:rPr>
+                <w:b w:val="0"/>
+                <w:bCs w:val="0"/>
+                <w:spacing w:val="-2"/>
+                <w:sz w:val="14"/>
+              </w:rPr>
+              <w:t>/}{/}</w:t>
             </w:r>
           </w:p>
         </w:tc>
@@ -717,7 +851,7 @@
           </mc:Choice>
           <mc:Fallback>
             <w:pict>
-              <v:shape w14:anchorId="525C6E5D" id="Graphic 1" o:spid="_x0000_s1026" style="position:absolute;margin-left:24pt;margin-top:19.9pt;width:528pt;height:.1pt;z-index:-15728640;visibility:visible;mso-wrap-style:square;mso-wrap-distance-left:0;mso-wrap-distance-top:0;mso-wrap-distance-right:0;mso-wrap-distance-bottom:0;mso-position-horizontal:absolute;mso-position-horizontal-relative:page;mso-position-vertical:absolute;mso-position-vertical-relative:text;v-text-anchor:top" coordsize="6705600,1270" o:gfxdata="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" path="m,l6705600,e" filled="f" strokeweight="0">
+              <v:shape w14:anchorId="676C8A45" id="Graphic 1" o:spid="_x0000_s1026" style="position:absolute;margin-left:24pt;margin-top:19.9pt;width:528pt;height:.1pt;z-index:-15728640;visibility:visible;mso-wrap-style:square;mso-wrap-distance-left:0;mso-wrap-distance-top:0;mso-wrap-distance-right:0;mso-wrap-distance-bottom:0;mso-position-horizontal:absolute;mso-position-horizontal-relative:page;mso-position-vertical:absolute;mso-position-vertical-relative:text;v-text-anchor:top" coordsize="6705600,1270" o:gfxdata="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" path="m,l6705600,e" filled="f" strokeweight="0">
                 <v:path arrowok="t"/>
                 <w10:wrap type="topAndBottom" anchorx="page"/>
               </v:shape>
@@ -787,16 +921,20 @@
           <w:b/>
           <w:spacing w:val="-2"/>
         </w:rPr>
-        <w:t>{custom.TotalPorcentaje</w:t>
-      </w:r>
+        <w:t>{</w:t>
+      </w:r>
+      <w:proofErr w:type="spellStart"/>
+      <w:proofErr w:type="gramStart"/>
       <w:r>
         <w:rPr>
           <w:rFonts w:ascii="Arial"/>
           <w:b/>
           <w:spacing w:val="-2"/>
         </w:rPr>
-        <w:t>Beneficiarios</w:t>
-      </w:r>
+        <w:t>custom.TotalPorcentajeBeneficiarios</w:t>
+      </w:r>
+      <w:proofErr w:type="spellEnd"/>
+      <w:proofErr w:type="gramEnd"/>
       <w:r>
         <w:rPr>
           <w:rFonts w:ascii="Arial"/>
@@ -883,7 +1021,29 @@
           <w:spacing w:val="-2"/>
           <w:sz w:val="14"/>
         </w:rPr>
-        <w:t>{custom.FechaActual}</w:t>
+        <w:t>{</w:t>
+      </w:r>
+      <w:proofErr w:type="spellStart"/>
+      <w:proofErr w:type="gramStart"/>
+      <w:r>
+        <w:rPr>
+          <w:rFonts w:ascii="Arial" w:hAnsi="Arial"/>
+          <w:b/>
+          <w:spacing w:val="-2"/>
+          <w:sz w:val="14"/>
+        </w:rPr>
+        <w:t>custom.FechaActual</w:t>
+      </w:r>
+      <w:proofErr w:type="spellEnd"/>
+      <w:proofErr w:type="gramEnd"/>
+      <w:r>
+        <w:rPr>
+          <w:rFonts w:ascii="Arial" w:hAnsi="Arial"/>
+          <w:b/>
+          <w:spacing w:val="-2"/>
+          <w:sz w:val="14"/>
+        </w:rPr>
+        <w:t>}</w:t>
       </w:r>
     </w:p>
     <w:sectPr>
@@ -1542,6 +1702,22 @@
       <w:lang w:val="es-ES"/>
     </w:rPr>
   </w:style>
+  <w:style w:type="table" w:styleId="Tablaconcuadrcula">
+    <w:name w:val="Table Grid"/>
+    <w:basedOn w:val="Tablanormal"/>
+    <w:uiPriority w:val="39"/>
+    <w:rsid w:val="00A82796"/>
+    <w:tblPr>
+      <w:tblBorders>
+        <w:top w:val="single" w:sz="4" w:space="0" w:color="auto"/>
+        <w:left w:val="single" w:sz="4" w:space="0" w:color="auto"/>
+        <w:bottom w:val="single" w:sz="4" w:space="0" w:color="auto"/>
+        <w:right w:val="single" w:sz="4" w:space="0" w:color="auto"/>
+        <w:insideH w:val="single" w:sz="4" w:space="0" w:color="auto"/>
+        <w:insideV w:val="single" w:sz="4" w:space="0" w:color="auto"/>
+      </w:tblBorders>
+    </w:tblPr>
+  </w:style>
 </w:styles>
 </file>
 

--- a/Reportes/Sub_Beneficiarios.docx
+++ b/Reportes/Sub_Beneficiarios.docx
@@ -37,13 +37,30 @@
     </w:p>
     <w:p>
       <w:pPr>
+        <w:tabs>
+          <w:tab w:val="left" w:pos="1480"/>
+          <w:tab w:val="center" w:pos="5400"/>
+        </w:tabs>
         <w:spacing w:before="10"/>
         <w:ind w:left="6" w:right="6"/>
-        <w:jc w:val="center"/>
         <w:rPr>
           <w:sz w:val="11"/>
         </w:rPr>
       </w:pPr>
+      <w:r>
+        <w:rPr>
+          <w:spacing w:val="-2"/>
+          <w:sz w:val="11"/>
+        </w:rPr>
+        <w:tab/>
+      </w:r>
+      <w:r>
+        <w:rPr>
+          <w:spacing w:val="-2"/>
+          <w:sz w:val="11"/>
+        </w:rPr>
+        <w:tab/>
+      </w:r>
       <w:r>
         <w:rPr>
           <w:spacing w:val="-2"/>
@@ -351,7 +368,7 @@
       <w:tblPr>
         <w:tblStyle w:val="Tablaconcuadrcula"/>
         <w:tblW w:w="0" w:type="auto"/>
-        <w:tblInd w:w="120" w:type="dxa"/>
+        <w:tblInd w:w="218" w:type="dxa"/>
         <w:tblBorders>
           <w:top w:val="none" w:sz="0" w:space="0" w:color="auto"/>
           <w:left w:val="none" w:sz="0" w:space="0" w:color="auto"/>
@@ -363,16 +380,16 @@
         <w:tblLook w:val="04A0" w:firstRow="1" w:lastRow="0" w:firstColumn="1" w:lastColumn="0" w:noHBand="0" w:noVBand="1"/>
       </w:tblPr>
       <w:tblGrid>
-        <w:gridCol w:w="4524"/>
+        <w:gridCol w:w="4426"/>
         <w:gridCol w:w="2268"/>
         <w:gridCol w:w="1276"/>
         <w:gridCol w:w="1418"/>
-        <w:gridCol w:w="1410"/>
+        <w:gridCol w:w="1193"/>
       </w:tblGrid>
       <w:tr>
         <w:tc>
           <w:tcPr>
-            <w:tcW w:w="4524" w:type="dxa"/>
+            <w:tcW w:w="4426" w:type="dxa"/>
             <w:tcBorders>
               <w:top w:val="single" w:sz="4" w:space="0" w:color="auto"/>
               <w:bottom w:val="single" w:sz="4" w:space="0" w:color="auto"/>
@@ -504,7 +521,7 @@
         </w:tc>
         <w:tc>
           <w:tcPr>
-            <w:tcW w:w="1410" w:type="dxa"/>
+            <w:tcW w:w="1193" w:type="dxa"/>
             <w:tcBorders>
               <w:top w:val="single" w:sz="4" w:space="0" w:color="auto"/>
               <w:bottom w:val="single" w:sz="4" w:space="0" w:color="auto"/>
@@ -546,7 +563,7 @@
       <w:tr>
         <w:tc>
           <w:tcPr>
-            <w:tcW w:w="4524" w:type="dxa"/>
+            <w:tcW w:w="4426" w:type="dxa"/>
             <w:tcBorders>
               <w:top w:val="single" w:sz="4" w:space="0" w:color="auto"/>
             </w:tcBorders>
@@ -718,7 +735,7 @@
         </w:tc>
         <w:tc>
           <w:tcPr>
-            <w:tcW w:w="1410" w:type="dxa"/>
+            <w:tcW w:w="1193" w:type="dxa"/>
             <w:tcBorders>
               <w:top w:val="single" w:sz="4" w:space="0" w:color="auto"/>
             </w:tcBorders>
@@ -851,7 +868,7 @@
           </mc:Choice>
           <mc:Fallback>
             <w:pict>
-              <v:shape w14:anchorId="676C8A45" id="Graphic 1" o:spid="_x0000_s1026" style="position:absolute;margin-left:24pt;margin-top:19.9pt;width:528pt;height:.1pt;z-index:-15728640;visibility:visible;mso-wrap-style:square;mso-wrap-distance-left:0;mso-wrap-distance-top:0;mso-wrap-distance-right:0;mso-wrap-distance-bottom:0;mso-position-horizontal:absolute;mso-position-horizontal-relative:page;mso-position-vertical:absolute;mso-position-vertical-relative:text;v-text-anchor:top" coordsize="6705600,1270" o:gfxdata="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" path="m,l6705600,e" filled="f" strokeweight="0">
+              <v:shape w14:anchorId="66F55707" id="Graphic 1" o:spid="_x0000_s1026" style="position:absolute;margin-left:24pt;margin-top:19.9pt;width:528pt;height:.1pt;z-index:-15728640;visibility:visible;mso-wrap-style:square;mso-wrap-distance-left:0;mso-wrap-distance-top:0;mso-wrap-distance-right:0;mso-wrap-distance-bottom:0;mso-position-horizontal:absolute;mso-position-horizontal-relative:page;mso-position-vertical:absolute;mso-position-vertical-relative:text;v-text-anchor:top" coordsize="6705600,1270" o:gfxdata="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" path="m,l6705600,e" filled="f" strokeweight="0">
                 <v:path arrowok="t"/>
                 <w10:wrap type="topAndBottom" anchorx="page"/>
               </v:shape>
